--- a/PES1UG24AM214_Rachit_S_Mane_Week6_ANN_Lab_Report.docx
+++ b/PES1UG24AM214_Rachit_S_Mane_Week6_ANN_Lab_Report.docx
@@ -6797,7 +6797,7 @@
         <w:jc w:val="both"/>
       </w:pPr>
       <w:r>
-        <w:t xml:space="preserve">It is, however, the least efficient of the three routes to improvement. Tripling the epochs triples the number of updates from 500 to 1,500 and triples the computation time, yet still yields a worse result than Experiment 2, which obtained roughly 39,000 updates within the original 500-epoch budget. Comparing Experiments 1, 2 and 3 side by side shows that what matters is the total distance travelled across the loss surface — reachable by taking larger steps, by taking more steps per epoch, or by running more epochs — and that increasing the updates per epoch is by far the cheapest of the three.</w:t>
+        <w:t xml:space="preserve">It is, however, the least efficient of the three routes to improvement. Tripling the epochs triples the number of updates from 500 to 1,500 and triples the computation time, yet still yields a worse result than Experiment 2, which obtained roughly 39,000 updates within the original 500-epoch budget. Comparing Experiments 1, 2 and 3 side by side shows that what matters is the total distance travelled across the loss surface — reachable by taking larger steps, by taking more steps per epoch, or by running more epochs — and that increasing the updates per epoch extracts by far the most progress from a given epoch budget.</w:t>
       </w:r>
     </w:p>
     <w:p>
@@ -12505,7 +12505,7 @@
         <w:jc w:val="both"/>
       </w:pPr>
       <w:r>
-        <w:t xml:space="preserve">This route is, however, the least efficient of the three. It triples the computation time to obtain 1,500 updates, and still ends up worse than Experiment 2, which obtained roughly 39,000 updates within the original 500-epoch budget and at the same learning rate. The comparison between Experiments 1, 2 and 3 is the most instructive result of the laboratory: all three address the same deficiency — too little total movement across the loss surface — but changing the batch size is by far the cheapest way to fix it.</w:t>
+        <w:t xml:space="preserve">This route is, however, the least efficient of the three. It triples the computation time to obtain 1,500 updates, and still ends up worse than Experiment 2, which obtained roughly 39,000 updates within the original 500-epoch budget and at the same learning rate. The comparison between Experiments 1, 2 and 3 is the most instructive result of the laboratory: all three address the same deficiency — too little total movement across the loss surface — but changing the batch size extracts by far the most progress from a given epoch budget.</w:t>
       </w:r>
     </w:p>
     <w:p>
@@ -12566,7 +12566,7 @@
         <w:jc w:val="both"/>
       </w:pPr>
       <w:r>
-        <w:t xml:space="preserve">The reason follows directly from the analysis above: with a fixed learning rate and a fixed epoch budget, the batch size is the lever that controls how many parameter updates are performed, and this network was starved of updates rather than of capacity. Experiment 2 supplies about eighty times more updates than the baseline for essentially the same computational cost per epoch. That the same architecture, the same initial weights and the same learning rate can move from a test R² of 0.5936 to 0.9983 purely by changing how the training data is partitioned into batches is the central finding of this laboratory.</w:t>
+        <w:t xml:space="preserve">The reason follows directly from the analysis above: with a fixed learning rate and a fixed epoch budget, the batch size is the lever that controls how many parameter updates are performed, and this network was starved of updates rather than of capacity. Experiment 2 supplies roughly eighty times more parameter updates within the same 500-epoch budget, although each epoch requires more gradient computations because the training data is divided into mini-batches. That the same architecture, the same initial weights and the same learning rate can move from a test R² of 0.5936 to 0.9983 purely by changing how the training data is partitioned into batches is the central finding of this laboratory.</w:t>
       </w:r>
     </w:p>
     <w:p>
@@ -12674,7 +12674,7 @@
         <w:jc w:val="both"/>
       </w:pPr>
       <w:r>
-        <w:t xml:space="preserve">The experiments showed that three different hyperparameters all address that same deficiency, with very different efficiency. Raising the learning rate tenfold cut the test loss by 79.9%; tripling the number of epochs cut it by 50.8% at three times the computational cost; and switching from ReLU to tanh cut it by 54.1% at no additional cost, by allowing every hidden unit to contribute a gradient. Reducing the batch size from 80,000 to 1,024 was decisively the most effective change, cutting the test loss by 99.6% by delivering roughly 39,000 parameter updates in place of 500 within the same epoch budget.</w:t>
+        <w:t xml:space="preserve">The experiments showed that three different hyperparameters all address that same deficiency, with very different efficiency. Raising the learning rate tenfold cut the test loss by 79.9%; tripling the number of epochs cut it by 50.8% at three times the computational cost; and switching from ReLU to tanh cut it by 54.1% without changing the learning rate, batch size or epoch budget, by allowing every hidden unit to contribute a gradient. Reducing the batch size from 80,000 to 1,024 was decisively the most effective change, cutting the test loss by 99.6% by delivering roughly 39,000 parameter updates in place of 500 within the same epoch budget.</w:t>
       </w:r>
     </w:p>
     <w:p>
